--- a/rus/docx/54.content.docx
+++ b/rus/docx/54.content.docx
@@ -11,6 +11,15 @@
         <w:pStyle w:val="Heading2"/>
       </w:pPr>
       <w:r>
+        <w:t>Resource: Заметки к учебнику (Тиндейл)</w:t>
+      </w:r>
+      <w:r/>
+    </w:p>
+    <w:p>
+      <w:pPr>
+        <w:pStyle w:val="Heading2"/>
+      </w:pPr>
+      <w:r>
         <w:t>License Information</w:t>
       </w:r>
       <w:r/>
@@ -21,7 +30,7 @@
         <w:rPr>
           <w:b/>
         </w:rPr>
-        <w:t>Study Notes (Tyndale)</w:t>
+        <w:t>Заметки к учебнику (Тиндейл)</w:t>
       </w:r>
       <w:r>
         <w:t xml:space="preserve"> (Russian) is based on</w:t>
@@ -74,7 +83,7 @@
         <w:pStyle w:val="Heading1"/>
       </w:pPr>
       <w:r>
-        <w:t>Study Notes (Tyndale)</w:t>
+        <w:t>Заметки к учебнику (Тиндейл)</w:t>
       </w:r>
     </w:p>
     <w:p>
@@ -83,6 +92,51 @@
           <w:headerReference w:type="even" r:id="rId8"/>
           <w:headerReference w:type="default" r:id="rId9"/>
           <w:footerReference w:type="default" r:id="rId10"/>
+          <w:footnotePr>
+            <w:numRestart w:val="eachSect"/>
+          </w:footnotePr>
+          <w:type w:val="continuous"/>
+          <w:pgSz w:w="12240" w:h="15840" w:code="1"/>
+          <w:pgMar w:top="1440" w:right="1440" w:bottom="1440" w:left="1440" w:header="504" w:footer="504" w:gutter="0"/>
+          <w:cols w:space="708"/>
+          <w:titlePg/>
+          <w:docGrid w:linePitch="360"/>
+        </w:sectPr>
+      </w:pPr>
+    </w:p>
+    <w:p>
+      <w:r/>
+    </w:p>
+    <w:p>
+      <w:pPr>
+        <w:pStyle w:val="Heading2"/>
+      </w:pPr>
+      <w:r>
+        <w:t>1TI</w:t>
+      </w:r>
+      <w:r/>
+    </w:p>
+    <w:p>
+      <w:r/>
+      <w:r>
+        <w:rPr>
+          <w:i/>
+        </w:rPr>
+        <w:t>1 Тимофею 1:1, 1 Тимофею 1:1–2, 1 Тимофею 1:2, 1 Тимофею 1:3, 1 Тимофею 1:3–11, 1 Тимофею 1:4, 1 Тимофею 1:5, 1 Тимофею 1:6, 1 Тимофею 1:6–11, 1 Тимофею 1:7, 1 Тимофею 1:9, 1 Тимофею 1:10, 1 Тимофею 1:11, 1 Тимофею 1:12–17, 1 Тимофею 1:15, 1 Тимофею 1:18, 1 Тимофею 1:18–20, 1 Тимофею 1:19, 1 Тимофею 1:20, 1 Тимофею 2:1, 1 Тимофею 2:1–7, 1 Тимофею 2:1–15, 1 Тимофею 2:1–3:13, 1 Тимофею 2:2, 1 Тимофею 2:5, 1 Тимофею 2:5–6, 1 Тимофею 2:8, 1 Тимофею 2:9–10, 1 Тимофею 2:11–15, 1 Тимофею 2:12, 1 Тимофею 2:13, 1 Тимофею 2:15, 1 Тимофею 3:1, 1 Тимофею 3:1–13, 1 Тимофею 3:2, 1 Тимофею 3:4–5, 1 Тимофею 3:7, 1 Тимофею 3:8, 1 Тимофею 3:8–13, 1 Тимофею 3:11, 1 Тимофею 3:14–4:16, 1 Тимофею 3:15, 1 Тимофею 3:16, 1 Тимофею 4:1, 1 Тимофею 4:1–5, 1 Тимофею 4:2, 1 Тимофею 4:6, 1 Тимофею 4:6–16, 1 Тимофею 4:8–9, 1 Тимофею 4:12, 1 Тимофею 4:14, 1 Тимофею 5:1–6:2, 1 Тимофею 5:3–16, 1 Тимофею 5:5, 1 Тимофею 5:6, 1 Тимофею 5:8, 1 Тимофею 5:9, 1 Тимофею 5:10, 1 Тимофею 5:11–12, 1 Тимофею 5:11–15, 1 Тимофею 5:13, 1 Тимофею 5:14, 1 Тимофею 5:15, 1 Тимофею 5:16, 1 Тимофею 5:17–18, 1 Тимофею 5:17–25, 1 Тимофею 5:19–21, 1 Тимофею 5:20, 1 Тимофею 5:21, 1 Тимофею 5:22, 1 Тимофею 5:23, 1 Тимофею 5:24–25, 1 Тимофею 6:1, 1 Тимофею 6:2–10, 1 Тимофею 6:2–21, 1 Тимофею 6:4, 1 Тимофею 6:5, 1 Тимофею 6:6, 1 Тимофею 6:11–16, 1 Тимофею 6:12, 1 Тимофею 6:13, 1 Тимофею 6:14, 1 Тимофею 6:15–16, 1 Тимофею 6:17–18, 1 Тимофею 6:17–19, 1 Тимофею 6:20, 1 Тимофею 6:20–21, 1 Тимофею 6:21</w:t>
+      </w:r>
+      <w:r/>
+    </w:p>
+    <w:p>
+      <w:r/>
+      <w:r>
+        <w:t xml:space="preserve"> </w:t>
+      </w:r>
+      <w:r/>
+      <w:r/>
+    </w:p>
+    <w:p>
+      <w:pPr>
+        <w:sectPr>
           <w:footnotePr>
             <w:numRestart w:val="eachSect"/>
           </w:footnotePr>

--- a/rus/docx/54.content.docx
+++ b/rus/docx/54.content.docx
@@ -163,13 +163,6 @@
         <w:rPr>
           <w:lang w:val="ru_RU" w:bidi="ru_RU"/>
         </w:rPr>
-      </w:r>
-      <w:r>
-        <w:rPr>
-          <w:i/>
-          <w:lang w:val="ru_RU" w:bidi="ru_RU"/>
-        </w:rPr>
-        <w:t>1 Тимофею 1:1, 1 Тимофею 1:1–2, 1 Тимофею 1:2, 1 Тимофею 1:3, 1 Тимофею 1:3–11, 1 Тимофею 1:4, 1 Тимофею 1:5, 1 Тимофею 1:6, 1 Тимофею 1:6–11, 1 Тимофею 1:7, 1 Тимофею 1:9, 1 Тимофею 1:10, 1 Тимофею 1:11, 1 Тимофею 1:12–17, 1 Тимофею 1:15, 1 Тимофею 1:18, 1 Тимофею 1:18–20, 1 Тимофею 1:19, 1 Тимофею 1:20, 1 Тимофею 2:1, 1 Тимофею 2:1–7, 1 Тимофею 2:1–15, 1 Тимофею 2:1–3:13, 1 Тимофею 2:2, 1 Тимофею 2:5, 1 Тимофею 2:5–6, 1 Тимофею 2:8, 1 Тимофею 2:9–10, 1 Тимофею 2:11–15, 1 Тимофею 2:12, 1 Тимофею 2:13, 1 Тимофею 2:15, 1 Тимофею 3:1, 1 Тимофею 3:1–13, 1 Тимофею 3:2, 1 Тимофею 3:4–5, 1 Тимофею 3:7, 1 Тимофею 3:8, 1 Тимофею 3:8–13, 1 Тимофею 3:11, 1 Тимофею 3:14–4:16, 1 Тимофею 3:15, 1 Тимофею 3:16, 1 Тимофею 4:1, 1 Тимофею 4:1–5, 1 Тимофею 4:2, 1 Тимофею 4:6, 1 Тимофею 4:6–16, 1 Тимофею 4:8–9, 1 Тимофею 4:12, 1 Тимофею 4:14, 1 Тимофею 5:1–6:2, 1 Тимофею 5:3–16, 1 Тимофею 5:5, 1 Тимофею 5:6, 1 Тимофею 5:8, 1 Тимофею 5:9, 1 Тимофею 5:10, 1 Тимофею 5:11–12, 1 Тимофею 5:11–15, 1 Тимофею 5:13, 1 Тимофею 5:14, 1 Тимофею 5:15, 1 Тимофею 5:16, 1 Тимофею 5:17–18, 1 Тимофею 5:17–25, 1 Тимофею 5:19–21, 1 Тимофею 5:20, 1 Тимофею 5:21, 1 Тимофею 5:22, 1 Тимофею 5:23, 1 Тимофею 5:24–25, 1 Тимофею 6:1, 1 Тимофею 6:2–10, 1 Тимофею 6:2–21, 1 Тимофею 6:4, 1 Тимофею 6:5, 1 Тимофею 6:6, 1 Тимофею 6:11–16, 1 Тимофею 6:12, 1 Тимофею 6:13, 1 Тимофею 6:14, 1 Тимофею 6:15–16, 1 Тимофею 6:17–18, 1 Тимофею 6:17–19, 1 Тимофею 6:20, 1 Тимофею 6:20–21, 1 Тимофею 6:21</w:t>
       </w:r>
       <w:r>
         <w:rPr>

--- a/rus/docx/54.content.docx
+++ b/rus/docx/54.content.docx
@@ -150,19 +150,6 @@
           <w:lang w:val="ru_RU" w:bidi="ru_RU"/>
         </w:rPr>
         <w:t>1TI</w:t>
-      </w:r>
-      <w:r>
-        <w:rPr>
-          <w:lang w:val="ru_RU" w:bidi="ru_RU"/>
-        </w:rPr>
-      </w:r>
-    </w:p>
-    <w:p>
-      <w:pPr/>
-      <w:r>
-        <w:rPr>
-          <w:lang w:val="ru_RU" w:bidi="ru_RU"/>
-        </w:rPr>
       </w:r>
       <w:r>
         <w:rPr>

--- a/rus/docx/54.content.docx
+++ b/rus/docx/54.content.docx
@@ -19,7 +19,7 @@
         <w:rPr>
           <w:lang w:val="ru_RU" w:bidi="ru_RU"/>
         </w:rPr>
-        <w:t>Resource: Заметки к учебнику (Тиндейл)</w:t>
+        <w:t>Resource: Tyndale Open Study Notes</w:t>
       </w:r>
       <w:r>
         <w:rPr>
@@ -112,7 +112,7 @@
         <w:rPr>
           <w:lang w:val="ru_RU" w:bidi="ru_RU"/>
         </w:rPr>
-        <w:t>Заметки к учебнику (Тиндейл)</w:t>
+        <w:t>Tyndale Open Study Notes</w:t>
       </w:r>
     </w:p>
     <w:p>

--- a/rus/docx/54.content.docx
+++ b/rus/docx/54.content.docx
@@ -19,7 +19,7 @@
         <w:rPr>
           <w:lang w:val="ru_RU" w:bidi="ru_RU"/>
         </w:rPr>
-        <w:t>Resource: Tyndale Open Study Notes</w:t>
+        <w:t>Resource: Aquifer Open Study Notes</w:t>
       </w:r>
       <w:r>
         <w:rPr>
@@ -112,7 +112,7 @@
         <w:rPr>
           <w:lang w:val="ru_RU" w:bidi="ru_RU"/>
         </w:rPr>
-        <w:t>Tyndale Open Study Notes</w:t>
+        <w:t>Aquifer Open Study Notes</w:t>
       </w:r>
     </w:p>
     <w:p>
